--- a/Zaciatok/teoria_Flask.docx
+++ b/Zaciatok/teoria_Flask.docx
@@ -57,6 +57,11 @@
         </w:r>
         <w:proofErr w:type="spellEnd"/>
       </w:hyperlink>
+    </w:p>
+    <w:p>
+      <w:r>
+        <w:t>Prvá aplikácia.</w:t>
+      </w:r>
     </w:p>
     <w:p/>
     <w:sectPr>
@@ -469,6 +474,10 @@
   <w:style w:type="paragraph" w:default="1" w:styleId="Normal">
     <w:name w:val="Normal"/>
     <w:qFormat/>
+    <w:rsid w:val="00722551"/>
+    <w:pPr>
+      <w:spacing w:after="0" w:line="240" w:lineRule="auto"/>
+    </w:pPr>
     <w:rPr>
       <w:lang w:val="sk-SK"/>
     </w:rPr>
@@ -596,7 +605,7 @@
     <w:pPr>
       <w:keepNext/>
       <w:keepLines/>
-      <w:spacing w:before="40" w:after="0"/>
+      <w:spacing w:before="40"/>
       <w:outlineLvl w:val="5"/>
     </w:pPr>
     <w:rPr>
@@ -619,7 +628,7 @@
     <w:pPr>
       <w:keepNext/>
       <w:keepLines/>
-      <w:spacing w:before="40" w:after="0"/>
+      <w:spacing w:before="40"/>
       <w:outlineLvl w:val="6"/>
     </w:pPr>
     <w:rPr>
@@ -640,7 +649,6 @@
     <w:pPr>
       <w:keepNext/>
       <w:keepLines/>
-      <w:spacing w:after="0"/>
       <w:outlineLvl w:val="7"/>
     </w:pPr>
     <w:rPr>
@@ -663,7 +671,6 @@
     <w:pPr>
       <w:keepNext/>
       <w:keepLines/>
-      <w:spacing w:after="0"/>
       <w:outlineLvl w:val="8"/>
     </w:pPr>
     <w:rPr>
@@ -674,6 +681,7 @@
   <w:style w:type="character" w:default="1" w:styleId="DefaultParagraphFont">
     <w:name w:val="Default Paragraph Font"/>
     <w:uiPriority w:val="1"/>
+    <w:semiHidden/>
     <w:unhideWhenUsed/>
   </w:style>
   <w:style w:type="table" w:default="1" w:styleId="TableNormal">
@@ -833,7 +841,7 @@
     <w:qFormat/>
     <w:rsid w:val="00A820CC"/>
     <w:pPr>
-      <w:spacing w:after="80" w:line="240" w:lineRule="auto"/>
+      <w:spacing w:after="80"/>
       <w:contextualSpacing/>
     </w:pPr>
     <w:rPr>
